--- a/docs/antigas/Lista11.docx
+++ b/docs/antigas/Lista11.docx
@@ -1,6 +1,6 @@
 
 <file path=word/document.xml><?xml version="1.0" encoding="utf-8"?>
-<w:document xmlns:wpc="http://schemas.microsoft.com/office/word/2010/wordprocessingCanvas" xmlns:cx="http://schemas.microsoft.com/office/drawing/2014/chartex" xmlns:cx1="http://schemas.microsoft.com/office/drawing/2015/9/8/chartex" xmlns:cx2="http://schemas.microsoft.com/office/drawing/2015/10/21/chartex" xmlns:cx3="http://schemas.microsoft.com/office/drawing/2016/5/9/chartex" xmlns:cx4="http://schemas.microsoft.com/office/drawing/2016/5/10/chartex" xmlns:cx5="http://schemas.microsoft.com/office/drawing/2016/5/11/chartex" xmlns:cx6="http://schemas.microsoft.com/office/drawing/2016/5/12/chartex" xmlns:cx7="http://schemas.microsoft.com/office/drawing/2016/5/13/chartex" xmlns:cx8="http://schemas.microsoft.com/office/drawing/2016/5/14/chartex" xmlns:mc="http://schemas.openxmlformats.org/markup-compatibility/2006" xmlns:aink="http://schemas.microsoft.com/office/drawing/2016/ink" xmlns:am3d="http://schemas.microsoft.com/office/drawing/2017/model3d" xmlns:o="urn:schemas-microsoft-com:office:office" xmlns:oel="http://schemas.microsoft.com/office/2019/extlst" xmlns:r="http://schemas.openxmlformats.org/officeDocument/2006/relationships" xmlns:m="http://schemas.openxmlformats.org/officeDocument/2006/math" xmlns:v="urn:schemas-microsoft-com:vml" xmlns:wp14="http://schemas.microsoft.com/office/word/2010/wordprocessingDrawing" xmlns:wp="http://schemas.openxmlformats.org/drawingml/2006/wordprocessingDrawing" xmlns:w10="urn:schemas-microsoft-com:office:word" xmlns:w="http://schemas.openxmlformats.org/wordprocessingml/2006/main" xmlns:w14="http://schemas.microsoft.com/office/word/2010/wordml" xmlns:w15="http://schemas.microsoft.com/office/word/2012/wordml" xmlns:w16cex="http://schemas.microsoft.com/office/word/2018/wordml/cex" xmlns:w16cid="http://schemas.microsoft.com/office/word/2016/wordml/cid" xmlns:w16="http://schemas.microsoft.com/office/word/2018/wordml" xmlns:w16du="http://schemas.microsoft.com/office/word/2023/wordml/word16du" xmlns:w16sdtdh="http://schemas.microsoft.com/office/word/2020/wordml/sdtdatahash" xmlns:w16se="http://schemas.microsoft.com/office/word/2015/wordml/symex" xmlns:wpg="http://schemas.microsoft.com/office/word/2010/wordprocessingGroup" xmlns:wpi="http://schemas.microsoft.com/office/word/2010/wordprocessingInk" xmlns:wne="http://schemas.microsoft.com/office/word/2006/wordml" xmlns:wps="http://schemas.microsoft.com/office/word/2010/wordprocessingShape" mc:Ignorable="w14 w15 w16se w16cid w16 w16cex w16sdtdh w16du wp14">
+<w:document xmlns:wpc="http://schemas.microsoft.com/office/word/2010/wordprocessingCanvas" xmlns:cx="http://schemas.microsoft.com/office/drawing/2014/chartex" xmlns:cx1="http://schemas.microsoft.com/office/drawing/2015/9/8/chartex" xmlns:cx2="http://schemas.microsoft.com/office/drawing/2015/10/21/chartex" xmlns:cx3="http://schemas.microsoft.com/office/drawing/2016/5/9/chartex" xmlns:cx4="http://schemas.microsoft.com/office/drawing/2016/5/10/chartex" xmlns:cx5="http://schemas.microsoft.com/office/drawing/2016/5/11/chartex" xmlns:cx6="http://schemas.microsoft.com/office/drawing/2016/5/12/chartex" xmlns:cx7="http://schemas.microsoft.com/office/drawing/2016/5/13/chartex" xmlns:cx8="http://schemas.microsoft.com/office/drawing/2016/5/14/chartex" xmlns:mc="http://schemas.openxmlformats.org/markup-compatibility/2006" xmlns:aink="http://schemas.microsoft.com/office/drawing/2016/ink" xmlns:am3d="http://schemas.microsoft.com/office/drawing/2017/model3d" xmlns:o="urn:schemas-microsoft-com:office:office" xmlns:oel="http://schemas.microsoft.com/office/2019/extlst" xmlns:r="http://schemas.openxmlformats.org/officeDocument/2006/relationships" xmlns:m="http://schemas.openxmlformats.org/officeDocument/2006/math" xmlns:v="urn:schemas-microsoft-com:vml" xmlns:wp14="http://schemas.microsoft.com/office/word/2010/wordprocessingDrawing" xmlns:wp="http://schemas.openxmlformats.org/drawingml/2006/wordprocessingDrawing" xmlns:w10="urn:schemas-microsoft-com:office:word" xmlns:w="http://schemas.openxmlformats.org/wordprocessingml/2006/main" xmlns:w14="http://schemas.microsoft.com/office/word/2010/wordml" xmlns:w15="http://schemas.microsoft.com/office/word/2012/wordml" xmlns:w16cex="http://schemas.microsoft.com/office/word/2018/wordml/cex" xmlns:w16cid="http://schemas.microsoft.com/office/word/2016/wordml/cid" xmlns:w16="http://schemas.microsoft.com/office/word/2018/wordml" xmlns:w16du="http://schemas.microsoft.com/office/word/2023/wordml/word16du" xmlns:w16sdtdh="http://schemas.microsoft.com/office/word/2020/wordml/sdtdatahash" xmlns:w16sdtfl="http://schemas.microsoft.com/office/word/2024/wordml/sdtformatlock" xmlns:w16se="http://schemas.microsoft.com/office/word/2015/wordml/symex" xmlns:wpg="http://schemas.microsoft.com/office/word/2010/wordprocessingGroup" xmlns:wpi="http://schemas.microsoft.com/office/word/2010/wordprocessingInk" xmlns:wne="http://schemas.microsoft.com/office/word/2006/wordml" xmlns:wps="http://schemas.microsoft.com/office/word/2010/wordprocessingShape" mc:Ignorable="w14 w15 w16se w16cid w16 w16cex w16sdtdh w16sdtfl w16du wp14">
   <w:body>
     <w:p>
       <w:pPr>
@@ -1255,7 +1255,7 @@
           <v:shape id="_x0000_i1025" type="#_x0000_t75" style="width:9pt;height:12.75pt" o:ole="" fillcolor="window">
             <v:imagedata r:id="rId5" o:title=""/>
           </v:shape>
-          <o:OLEObject Type="Embed" ProgID="Equation.2" ShapeID="_x0000_i1025" DrawAspect="Content" ObjectID="_1776253719" r:id="rId6"/>
+          <o:OLEObject Type="Embed" ProgID="Equation.2" ShapeID="_x0000_i1025" DrawAspect="Content" ObjectID="_1841385330" r:id="rId6"/>
         </w:object>
       </w:r>
       <w:r>
@@ -1304,7 +1304,7 @@
           <v:shape id="_x0000_i1026" type="#_x0000_t75" style="width:12.75pt;height:12.75pt" o:ole="">
             <v:imagedata r:id="rId7" o:title=""/>
           </v:shape>
-          <o:OLEObject Type="Embed" ProgID="Equation.2" ShapeID="_x0000_i1026" DrawAspect="Content" ObjectID="_1776253720" r:id="rId8"/>
+          <o:OLEObject Type="Embed" ProgID="Equation.2" ShapeID="_x0000_i1026" DrawAspect="Content" ObjectID="_1841385331" r:id="rId8"/>
         </w:object>
       </w:r>
       <w:r>
@@ -1402,7 +1402,7 @@
           <v:shape id="_x0000_i1027" type="#_x0000_t75" style="width:9pt;height:10.5pt" o:ole="" fillcolor="window">
             <v:imagedata r:id="rId9" o:title=""/>
           </v:shape>
-          <o:OLEObject Type="Embed" ProgID="Equation.2" ShapeID="_x0000_i1027" DrawAspect="Content" ObjectID="_1776253721" r:id="rId10"/>
+          <o:OLEObject Type="Embed" ProgID="Equation.2" ShapeID="_x0000_i1027" DrawAspect="Content" ObjectID="_1841385332" r:id="rId10"/>
         </w:object>
       </w:r>
       <w:r>
@@ -1419,28 +1419,14 @@
           <w:rPr>
             <w:rFonts w:ascii="Book Antiqua" w:hAnsi="Book Antiqua"/>
           </w:rPr>
-          <w:t xml:space="preserve">60 </w:t>
-        </w:r>
-        <w:proofErr w:type="gramStart"/>
-        <w:r>
-          <w:rPr>
-            <w:rFonts w:ascii="Book Antiqua" w:hAnsi="Book Antiqua"/>
-          </w:rPr>
-          <w:t>kg</w:t>
+          <w:t>60 kg</w:t>
         </w:r>
       </w:smartTag>
       <w:r>
         <w:rPr>
           <w:rFonts w:ascii="Book Antiqua" w:hAnsi="Book Antiqua"/>
         </w:rPr>
-        <w:t xml:space="preserve">  e</w:t>
-      </w:r>
-      <w:proofErr w:type="gramEnd"/>
-      <w:r>
-        <w:rPr>
-          <w:rFonts w:ascii="Book Antiqua" w:hAnsi="Book Antiqua"/>
-        </w:rPr>
-        <w:t xml:space="preserve">  s = </w:t>
+        <w:t xml:space="preserve">  e  s = </w:t>
       </w:r>
       <w:smartTag w:uri="urn:schemas-microsoft-com:office:smarttags" w:element="metricconverter">
         <w:smartTagPr>
@@ -1555,7 +1541,7 @@
           <v:shape id="_x0000_i1028" type="#_x0000_t75" style="width:9pt;height:16.5pt" o:ole="">
             <v:imagedata r:id="rId11" o:title=""/>
           </v:shape>
-          <o:OLEObject Type="Embed" ProgID="Equation.2" ShapeID="_x0000_i1028" DrawAspect="Content" ObjectID="_1776253722" r:id="rId12"/>
+          <o:OLEObject Type="Embed" ProgID="Equation.2" ShapeID="_x0000_i1028" DrawAspect="Content" ObjectID="_1841385333" r:id="rId12"/>
         </w:object>
       </w:r>
       <w:r>
@@ -1629,31 +1615,30 @@
           <w:rFonts w:ascii="Book Antiqua" w:hAnsi="Book Antiqua"/>
         </w:rPr>
         <w:tab/>
-        <w:t>As produções de carne de 10 frangos</w:t>
-      </w:r>
-      <w:r>
-        <w:rPr>
-          <w:rFonts w:ascii="Book Antiqua" w:hAnsi="Book Antiqua"/>
-        </w:rPr>
-        <w:t xml:space="preserve"> (</w:t>
-      </w:r>
-      <w:r>
-        <w:rPr>
-          <w:rFonts w:ascii="Book Antiqua" w:hAnsi="Book Antiqua"/>
-        </w:rPr>
-        <w:t>kg</w:t>
-      </w:r>
-      <w:r>
-        <w:rPr>
-          <w:rFonts w:ascii="Book Antiqua" w:hAnsi="Book Antiqua"/>
-        </w:rPr>
-        <w:t>)</w:t>
-      </w:r>
-      <w:r>
-        <w:rPr>
-          <w:rFonts w:ascii="Book Antiqua" w:hAnsi="Book Antiqua"/>
-        </w:rPr>
-        <w:t xml:space="preserve"> de uma granja são dadas por:  </w:t>
+      </w:r>
+      <w:r>
+        <w:rPr>
+          <w:rFonts w:ascii="Book Antiqua" w:hAnsi="Book Antiqua"/>
+        </w:rPr>
+        <w:t>Uma máquina embala 10 pacotes de um produto com peso (kg)</w:t>
+      </w:r>
+      <w:r>
+        <w:rPr>
+          <w:rFonts w:ascii="Book Antiqua" w:hAnsi="Book Antiqua"/>
+        </w:rPr>
+        <w:t xml:space="preserve"> </w:t>
+      </w:r>
+      <w:r>
+        <w:rPr>
+          <w:rFonts w:ascii="Book Antiqua" w:hAnsi="Book Antiqua"/>
+        </w:rPr>
+        <w:t>com os seguintes pesos</w:t>
+      </w:r>
+      <w:r>
+        <w:rPr>
+          <w:rFonts w:ascii="Book Antiqua" w:hAnsi="Book Antiqua"/>
+        </w:rPr>
+        <w:t xml:space="preserve">:  </w:t>
       </w:r>
     </w:p>
     <w:p>
@@ -1839,7 +1824,19 @@
         <w:rPr>
           <w:rFonts w:ascii="Book Antiqua" w:hAnsi="Book Antiqua"/>
         </w:rPr>
-        <w:t>Calcule o intervalo de confiança de 90% para a produção média real.</w:t>
+        <w:t xml:space="preserve">Calcule o intervalo de confiança de 90% para </w:t>
+      </w:r>
+      <w:r>
+        <w:rPr>
+          <w:rFonts w:ascii="Book Antiqua" w:hAnsi="Book Antiqua"/>
+        </w:rPr>
+        <w:t>o peso médio real</w:t>
+      </w:r>
+      <w:r>
+        <w:rPr>
+          <w:rFonts w:ascii="Book Antiqua" w:hAnsi="Book Antiqua"/>
+        </w:rPr>
+        <w:t>.</w:t>
       </w:r>
     </w:p>
     <w:p>
@@ -1882,7 +1879,54 @@
           <w:rFonts w:ascii="Book Antiqua" w:hAnsi="Book Antiqua"/>
         </w:rPr>
         <w:tab/>
-        <w:t>Em 50 crias de vacas Holandesas, nasceram 32 machos.  A partir do IC de 95%, pode-se sugerir que a produção de machos é 1/2?</w:t>
+      </w:r>
+      <w:r>
+        <w:rPr>
+          <w:rFonts w:ascii="Book Antiqua" w:hAnsi="Book Antiqua"/>
+        </w:rPr>
+        <w:t xml:space="preserve">Em uma empresa, avaliou-se uma amostra de 50 contratações, das quais 32 foram de candidatos do sexo </w:t>
+      </w:r>
+      <w:r>
+        <w:rPr>
+          <w:rFonts w:ascii="Book Antiqua" w:hAnsi="Book Antiqua"/>
+        </w:rPr>
+        <w:t>feminino</w:t>
+      </w:r>
+      <w:r>
+        <w:rPr>
+          <w:rFonts w:ascii="Book Antiqua" w:hAnsi="Book Antiqua"/>
+        </w:rPr>
+        <w:t xml:space="preserve">. Com base em um intervalo de confiança de 95%, deseja-se verificar se a proporção de </w:t>
+      </w:r>
+      <w:r>
+        <w:rPr>
+          <w:rFonts w:ascii="Book Antiqua" w:hAnsi="Book Antiqua"/>
+        </w:rPr>
+        <w:t>mulheres</w:t>
+      </w:r>
+      <w:r>
+        <w:rPr>
+          <w:rFonts w:ascii="Book Antiqua" w:hAnsi="Book Antiqua"/>
+        </w:rPr>
+        <w:t xml:space="preserve"> contratad</w:t>
+      </w:r>
+      <w:r>
+        <w:rPr>
+          <w:rFonts w:ascii="Book Antiqua" w:hAnsi="Book Antiqua"/>
+        </w:rPr>
+        <w:t>a</w:t>
+      </w:r>
+      <w:r>
+        <w:rPr>
+          <w:rFonts w:ascii="Book Antiqua" w:hAnsi="Book Antiqua"/>
+        </w:rPr>
+        <w:t>s pode ser considerada igual a 1/2.</w:t>
+      </w:r>
+      <w:r>
+        <w:rPr>
+          <w:rFonts w:ascii="Book Antiqua" w:hAnsi="Book Antiqua"/>
+        </w:rPr>
+        <w:t>?</w:t>
       </w:r>
     </w:p>
     <w:p>
@@ -1919,21 +1963,7 @@
           <w:rFonts w:ascii="Book Antiqua" w:hAnsi="Book Antiqua"/>
         </w:rPr>
         <w:tab/>
-        <w:t xml:space="preserve">Dada as seguintes taxas de glicose, em miligramas por 100 ml de sangue, em ratos machos da raça </w:t>
-      </w:r>
-      <w:proofErr w:type="spellStart"/>
-      <w:r>
-        <w:rPr>
-          <w:rFonts w:ascii="Book Antiqua" w:hAnsi="Book Antiqua"/>
-        </w:rPr>
-        <w:t>Wistar</w:t>
-      </w:r>
-      <w:proofErr w:type="spellEnd"/>
-      <w:r>
-        <w:rPr>
-          <w:rFonts w:ascii="Book Antiqua" w:hAnsi="Book Antiqua"/>
-        </w:rPr>
-        <w:t xml:space="preserve">, com 40 dias de idade: </w:t>
+        <w:t xml:space="preserve">Dada as seguintes taxas de glicose, em miligramas por 100 ml de sangue: </w:t>
       </w:r>
     </w:p>
     <w:p>
@@ -2058,7 +2088,7 @@
           <v:shape id="_x0000_i1029" type="#_x0000_t75" style="width:9.75pt;height:12.75pt" o:ole="">
             <v:imagedata r:id="rId13" o:title=""/>
           </v:shape>
-          <o:OLEObject Type="Embed" ProgID="Equation.2" ShapeID="_x0000_i1029" DrawAspect="Content" ObjectID="_1776253723" r:id="rId14"/>
+          <o:OLEObject Type="Embed" ProgID="Equation.2" ShapeID="_x0000_i1029" DrawAspect="Content" ObjectID="_1841385334" r:id="rId14"/>
         </w:object>
       </w:r>
       <w:r>
@@ -2214,7 +2244,7 @@
 </file>
 
 <file path=word/numbering.xml><?xml version="1.0" encoding="utf-8"?>
-<w:numbering xmlns:wpc="http://schemas.microsoft.com/office/word/2010/wordprocessingCanvas" xmlns:cx="http://schemas.microsoft.com/office/drawing/2014/chartex" xmlns:cx1="http://schemas.microsoft.com/office/drawing/2015/9/8/chartex" xmlns:cx2="http://schemas.microsoft.com/office/drawing/2015/10/21/chartex" xmlns:cx3="http://schemas.microsoft.com/office/drawing/2016/5/9/chartex" xmlns:cx4="http://schemas.microsoft.com/office/drawing/2016/5/10/chartex" xmlns:cx5="http://schemas.microsoft.com/office/drawing/2016/5/11/chartex" xmlns:cx6="http://schemas.microsoft.com/office/drawing/2016/5/12/chartex" xmlns:cx7="http://schemas.microsoft.com/office/drawing/2016/5/13/chartex" xmlns:cx8="http://schemas.microsoft.com/office/drawing/2016/5/14/chartex" xmlns:mc="http://schemas.openxmlformats.org/markup-compatibility/2006" xmlns:aink="http://schemas.microsoft.com/office/drawing/2016/ink" xmlns:am3d="http://schemas.microsoft.com/office/drawing/2017/model3d" xmlns:o="urn:schemas-microsoft-com:office:office" xmlns:oel="http://schemas.microsoft.com/office/2019/extlst" xmlns:r="http://schemas.openxmlformats.org/officeDocument/2006/relationships" xmlns:m="http://schemas.openxmlformats.org/officeDocument/2006/math" xmlns:v="urn:schemas-microsoft-com:vml" xmlns:wp14="http://schemas.microsoft.com/office/word/2010/wordprocessingDrawing" xmlns:wp="http://schemas.openxmlformats.org/drawingml/2006/wordprocessingDrawing" xmlns:w10="urn:schemas-microsoft-com:office:word" xmlns:w="http://schemas.openxmlformats.org/wordprocessingml/2006/main" xmlns:w14="http://schemas.microsoft.com/office/word/2010/wordml" xmlns:w15="http://schemas.microsoft.com/office/word/2012/wordml" xmlns:w16cex="http://schemas.microsoft.com/office/word/2018/wordml/cex" xmlns:w16cid="http://schemas.microsoft.com/office/word/2016/wordml/cid" xmlns:w16="http://schemas.microsoft.com/office/word/2018/wordml" xmlns:w16du="http://schemas.microsoft.com/office/word/2023/wordml/word16du" xmlns:w16sdtdh="http://schemas.microsoft.com/office/word/2020/wordml/sdtdatahash" xmlns:w16se="http://schemas.microsoft.com/office/word/2015/wordml/symex" xmlns:wpg="http://schemas.microsoft.com/office/word/2010/wordprocessingGroup" xmlns:wpi="http://schemas.microsoft.com/office/word/2010/wordprocessingInk" xmlns:wne="http://schemas.microsoft.com/office/word/2006/wordml" xmlns:wps="http://schemas.microsoft.com/office/word/2010/wordprocessingShape" mc:Ignorable="w14 w15 w16se w16cid w16 w16cex w16sdtdh w16du wp14">
+<w:numbering xmlns:wpc="http://schemas.microsoft.com/office/word/2010/wordprocessingCanvas" xmlns:cx="http://schemas.microsoft.com/office/drawing/2014/chartex" xmlns:cx1="http://schemas.microsoft.com/office/drawing/2015/9/8/chartex" xmlns:cx2="http://schemas.microsoft.com/office/drawing/2015/10/21/chartex" xmlns:cx3="http://schemas.microsoft.com/office/drawing/2016/5/9/chartex" xmlns:cx4="http://schemas.microsoft.com/office/drawing/2016/5/10/chartex" xmlns:cx5="http://schemas.microsoft.com/office/drawing/2016/5/11/chartex" xmlns:cx6="http://schemas.microsoft.com/office/drawing/2016/5/12/chartex" xmlns:cx7="http://schemas.microsoft.com/office/drawing/2016/5/13/chartex" xmlns:cx8="http://schemas.microsoft.com/office/drawing/2016/5/14/chartex" xmlns:mc="http://schemas.openxmlformats.org/markup-compatibility/2006" xmlns:aink="http://schemas.microsoft.com/office/drawing/2016/ink" xmlns:am3d="http://schemas.microsoft.com/office/drawing/2017/model3d" xmlns:o="urn:schemas-microsoft-com:office:office" xmlns:oel="http://schemas.microsoft.com/office/2019/extlst" xmlns:r="http://schemas.openxmlformats.org/officeDocument/2006/relationships" xmlns:m="http://schemas.openxmlformats.org/officeDocument/2006/math" xmlns:v="urn:schemas-microsoft-com:vml" xmlns:wp14="http://schemas.microsoft.com/office/word/2010/wordprocessingDrawing" xmlns:wp="http://schemas.openxmlformats.org/drawingml/2006/wordprocessingDrawing" xmlns:w10="urn:schemas-microsoft-com:office:word" xmlns:w="http://schemas.openxmlformats.org/wordprocessingml/2006/main" xmlns:w14="http://schemas.microsoft.com/office/word/2010/wordml" xmlns:w15="http://schemas.microsoft.com/office/word/2012/wordml" xmlns:w16cex="http://schemas.microsoft.com/office/word/2018/wordml/cex" xmlns:w16cid="http://schemas.microsoft.com/office/word/2016/wordml/cid" xmlns:w16="http://schemas.microsoft.com/office/word/2018/wordml" xmlns:w16du="http://schemas.microsoft.com/office/word/2023/wordml/word16du" xmlns:w16sdtdh="http://schemas.microsoft.com/office/word/2020/wordml/sdtdatahash" xmlns:w16sdtfl="http://schemas.microsoft.com/office/word/2024/wordml/sdtformatlock" xmlns:w16se="http://schemas.microsoft.com/office/word/2015/wordml/symex" xmlns:wpg="http://schemas.microsoft.com/office/word/2010/wordprocessingGroup" xmlns:wpi="http://schemas.microsoft.com/office/word/2010/wordprocessingInk" xmlns:wne="http://schemas.microsoft.com/office/word/2006/wordml" xmlns:wps="http://schemas.microsoft.com/office/word/2010/wordprocessingShape" mc:Ignorable="w14 w15 w16se w16cid w16 w16cex w16sdtdh w16sdtfl w16du wp14">
   <w:abstractNum w:abstractNumId="0" w15:restartNumberingAfterBreak="0">
     <w:nsid w:val="144143E6"/>
     <w:multiLevelType w:val="hybridMultilevel"/>
@@ -2338,7 +2368,7 @@
 </file>
 
 <file path=word/styles.xml><?xml version="1.0" encoding="utf-8"?>
-<w:styles xmlns:mc="http://schemas.openxmlformats.org/markup-compatibility/2006" xmlns:r="http://schemas.openxmlformats.org/officeDocument/2006/relationships" xmlns:w="http://schemas.openxmlformats.org/wordprocessingml/2006/main" xmlns:w14="http://schemas.microsoft.com/office/word/2010/wordml" xmlns:w15="http://schemas.microsoft.com/office/word/2012/wordml" xmlns:w16cex="http://schemas.microsoft.com/office/word/2018/wordml/cex" xmlns:w16cid="http://schemas.microsoft.com/office/word/2016/wordml/cid" xmlns:w16="http://schemas.microsoft.com/office/word/2018/wordml" xmlns:w16du="http://schemas.microsoft.com/office/word/2023/wordml/word16du" xmlns:w16sdtdh="http://schemas.microsoft.com/office/word/2020/wordml/sdtdatahash" xmlns:w16se="http://schemas.microsoft.com/office/word/2015/wordml/symex" mc:Ignorable="w14 w15 w16se w16cid w16 w16cex w16sdtdh w16du">
+<w:styles xmlns:mc="http://schemas.openxmlformats.org/markup-compatibility/2006" xmlns:r="http://schemas.openxmlformats.org/officeDocument/2006/relationships" xmlns:w="http://schemas.openxmlformats.org/wordprocessingml/2006/main" xmlns:w14="http://schemas.microsoft.com/office/word/2010/wordml" xmlns:w15="http://schemas.microsoft.com/office/word/2012/wordml" xmlns:w16cex="http://schemas.microsoft.com/office/word/2018/wordml/cex" xmlns:w16cid="http://schemas.microsoft.com/office/word/2016/wordml/cid" xmlns:w16="http://schemas.microsoft.com/office/word/2018/wordml" xmlns:w16du="http://schemas.microsoft.com/office/word/2023/wordml/word16du" xmlns:w16sdtdh="http://schemas.microsoft.com/office/word/2020/wordml/sdtdatahash" xmlns:w16sdtfl="http://schemas.microsoft.com/office/word/2024/wordml/sdtformatlock" xmlns:w16se="http://schemas.microsoft.com/office/word/2015/wordml/symex" mc:Ignorable="w14 w15 w16se w16cid w16 w16cex w16sdtdh w16sdtfl w16du">
   <w:docDefaults>
     <w:rPrDefault>
       <w:rPr>
